--- a/小野町_引継ぎ_整理済/11_見える化出力依頼/小野町_見える化_推計が通りました_20260928.docx
+++ b/小野町_引継ぎ_整理済/11_見える化出力依頼/小野町_見える化_推計が通りました_20260928.docx
@@ -252,7 +252,7 @@
                 <w:b w:val="0"/>
                 <w:sz w:val="18"/>
               </w:rPr>
-              <w:t>当方の算定6,048円との差+485円は、ほぼすべてが令和8年度をどう置くかの違いによるものです（第4章）</w:t>
+              <w:t>当方の算定6,048円との差+485円は、ほぼすべてが令和8年度をどう置くかの違いによるものです（第3章）</w:t>
             </w:r>
           </w:p>
         </w:tc>
@@ -294,7 +294,7 @@
                 <w:b/>
                 <w:sz w:val="18"/>
               </w:rPr>
-              <w:t>突合の過程で、当方の算式の誤りが1件見つかりました。</w:t>
+              <w:t>地域支援事業費・補正後被保険者数・調整交付金の算式は、いずれもシステムと一致しました。</w:t>
             </w:r>
             <w:r>
               <w:rPr>
@@ -302,23 +302,7 @@
                 <w:b w:val="0"/>
                 <w:sz w:val="18"/>
               </w:rPr>
-              <w:t>調整交付金見込額の基数に総合事業費を含めていませんでした。</w:t>
-            </w:r>
-            <w:r>
-              <w:rPr>
-                <w:rFonts w:ascii="游明朝" w:hAnsi="游明朝" w:eastAsia="游明朝"/>
-                <w:b/>
-                <w:sz w:val="18"/>
-              </w:rPr>
-              <w:t>当方の算定は6,095円ではなく6,048円に訂正します（100円未満切上げの6,100円は変わりません）</w:t>
-            </w:r>
-            <w:r>
-              <w:rPr>
-                <w:rFonts w:ascii="游明朝" w:hAnsi="游明朝" w:eastAsia="游明朝"/>
-                <w:b w:val="0"/>
-                <w:sz w:val="18"/>
-              </w:rPr>
-              <w:t>（第2章）</w:t>
+              <w:t>入力は正確です（第4章）</w:t>
             </w:r>
           </w:p>
         </w:tc>
@@ -360,7 +344,15 @@
                 <w:b/>
                 <w:sz w:val="18"/>
               </w:rPr>
-              <w:t>訂正のうえで、地域支援事業費・補正後被保険者数・調整交付金の算式は、いずれもシステムと一致しました。</w:t>
+              <w:t>6,533円は切り上げると6,600円で第9期と同額、6,048円は6,100円で▲500円です。</w:t>
+            </w:r>
+            <w:r>
+              <w:rPr>
+                <w:rFonts w:ascii="游明朝" w:hAnsi="游明朝" w:eastAsia="游明朝"/>
+                <w:b/>
+                <w:sz w:val="18"/>
+              </w:rPr>
+              <w:t>据え置きか引下げかの分かれ目にあたるため、協議会に両方をお示しします</w:t>
             </w:r>
             <w:r>
               <w:rPr>
@@ -368,65 +360,7 @@
                 <w:b w:val="0"/>
                 <w:sz w:val="18"/>
               </w:rPr>
-              <w:t>入力は正確です（第5章）</w:t>
-            </w:r>
-          </w:p>
-        </w:tc>
-      </w:tr>
-      <w:tr>
-        <w:tc>
-          <w:tcPr>
-            <w:tcW w:type="dxa" w:w="4320"/>
-          </w:tcPr>
-          <w:p>
-            <w:r>
-              <w:rPr>
-                <w:sz w:val="18"/>
-              </w:rPr>
-            </w:r>
-            <w:r>
-              <w:rPr>
-                <w:rFonts w:ascii="游明朝" w:hAnsi="游明朝" w:eastAsia="游明朝"/>
-                <w:b w:val="0"/>
-                <w:sz w:val="18"/>
-              </w:rPr>
-              <w:t>6</w:t>
-            </w:r>
-          </w:p>
-        </w:tc>
-        <w:tc>
-          <w:tcPr>
-            <w:tcW w:type="dxa" w:w="4320"/>
-          </w:tcPr>
-          <w:p>
-            <w:r>
-              <w:rPr>
-                <w:sz w:val="18"/>
-              </w:rPr>
-            </w:r>
-            <w:r>
-              <w:rPr>
-                <w:rFonts w:ascii="游明朝" w:hAnsi="游明朝" w:eastAsia="游明朝"/>
-                <w:b/>
-                <w:sz w:val="18"/>
-              </w:rPr>
-              <w:t>6,533円は切り上げると6,600円で第9期と同額、6,048円は6,100円で▲500円です。</w:t>
-            </w:r>
-            <w:r>
-              <w:rPr>
-                <w:rFonts w:ascii="游明朝" w:hAnsi="游明朝" w:eastAsia="游明朝"/>
-                <w:b/>
-                <w:sz w:val="18"/>
-              </w:rPr>
-              <w:t>据え置きか引下げかの分かれ目にあたるため、協議会に両方をお示しします</w:t>
-            </w:r>
-            <w:r>
-              <w:rPr>
-                <w:rFonts w:ascii="游明朝" w:hAnsi="游明朝" w:eastAsia="游明朝"/>
-                <w:b w:val="0"/>
-                <w:sz w:val="18"/>
-              </w:rPr>
-              <w:t>（第6章）</w:t>
+              <w:t>（第5章）</w:t>
             </w:r>
           </w:p>
         </w:tc>
@@ -1750,444 +1684,7 @@
         <w:rPr>
           <w:rFonts w:ascii="游ゴシック" w:hAnsi="游ゴシック" w:eastAsia="游ゴシック"/>
         </w:rPr>
-        <w:t>2　当方の算式の訂正（おわびと訂正）</w:t>
-      </w:r>
-    </w:p>
-    <w:p>
-      <w:r>
-        <w:rPr>
-          <w:rFonts w:ascii="游明朝" w:hAnsi="游明朝" w:eastAsia="游明朝"/>
-          <w:b/>
-        </w:rPr>
-        <w:t>システムの値と突き合わせる過程で、当方の保険料算式に誤りが1件あることが分かりました。</w:t>
-      </w:r>
-      <w:r>
-        <w:rPr>
-          <w:rFonts w:ascii="游明朝" w:hAnsi="游明朝" w:eastAsia="游明朝"/>
-          <w:b w:val="0"/>
-        </w:rPr>
-        <w:t>さきにご報告し、おわび申し上げます。</w:t>
-      </w:r>
-    </w:p>
-    <w:tbl>
-      <w:tblPr>
-        <w:tblStyle w:val="TableGrid"/>
-        <w:tblW w:type="auto" w:w="0"/>
-        <w:tblLook w:firstColumn="1" w:firstRow="1" w:lastColumn="0" w:lastRow="0" w:noHBand="0" w:noVBand="1" w:val="04A0"/>
-      </w:tblPr>
-      <w:tblGrid>
-        <w:gridCol w:w="4320"/>
-        <w:gridCol w:w="4320"/>
-      </w:tblGrid>
-      <w:tr>
-        <w:tc>
-          <w:tcPr>
-            <w:tcW w:type="dxa" w:w="4320"/>
-          </w:tcPr>
-          <w:p>
-            <w:pPr>
-              <w:jc w:val="center"/>
-            </w:pPr>
-            <w:r/>
-            <w:r>
-              <w:rPr>
-                <w:rFonts w:ascii="游ゴシック" w:hAnsi="游ゴシック" w:eastAsia="游ゴシック"/>
-                <w:b/>
-                <w:sz w:val="18"/>
-              </w:rPr>
-              <w:t>項目</w:t>
-            </w:r>
-          </w:p>
-        </w:tc>
-        <w:tc>
-          <w:tcPr>
-            <w:tcW w:type="dxa" w:w="4320"/>
-          </w:tcPr>
-          <w:p>
-            <w:pPr>
-              <w:jc w:val="center"/>
-            </w:pPr>
-            <w:r/>
-            <w:r>
-              <w:rPr>
-                <w:rFonts w:ascii="游ゴシック" w:hAnsi="游ゴシック" w:eastAsia="游ゴシック"/>
-                <w:b/>
-                <w:sz w:val="18"/>
-              </w:rPr>
-              <w:t>内容</w:t>
-            </w:r>
-          </w:p>
-        </w:tc>
-      </w:tr>
-      <w:tr>
-        <w:tc>
-          <w:tcPr>
-            <w:tcW w:type="dxa" w:w="4320"/>
-          </w:tcPr>
-          <w:p>
-            <w:r>
-              <w:rPr>
-                <w:sz w:val="18"/>
-              </w:rPr>
-            </w:r>
-            <w:r>
-              <w:rPr>
-                <w:rFonts w:ascii="游明朝" w:hAnsi="游明朝" w:eastAsia="游明朝"/>
-                <w:b w:val="0"/>
-                <w:sz w:val="18"/>
-              </w:rPr>
-              <w:t>見つかったこと</w:t>
-            </w:r>
-          </w:p>
-        </w:tc>
-        <w:tc>
-          <w:tcPr>
-            <w:tcW w:type="dxa" w:w="4320"/>
-          </w:tcPr>
-          <w:p>
-            <w:r>
-              <w:rPr>
-                <w:sz w:val="18"/>
-              </w:rPr>
-            </w:r>
-            <w:r>
-              <w:rPr>
-                <w:rFonts w:ascii="游明朝" w:hAnsi="游明朝" w:eastAsia="游明朝"/>
-                <w:b/>
-                <w:sz w:val="18"/>
-              </w:rPr>
-              <w:t>調整交付金見込額の基数に総合事業費を含めていませんでした。</w:t>
-            </w:r>
-            <w:r>
-              <w:rPr>
-                <w:rFonts w:ascii="游明朝" w:hAnsi="游明朝" w:eastAsia="游明朝"/>
-                <w:b w:val="0"/>
-                <w:sz w:val="18"/>
-              </w:rPr>
-              <w:t>当方は標準給付費のみを基数としていましたが、</w:t>
-            </w:r>
-            <w:r>
-              <w:rPr>
-                <w:rFonts w:ascii="游明朝" w:hAnsi="游明朝" w:eastAsia="游明朝"/>
-                <w:b/>
-                <w:sz w:val="18"/>
-              </w:rPr>
-              <w:t>システムは調整交付金相当額（5％）と同じく（標準給付費＋総合事業費）を基数としています</w:t>
-            </w:r>
-          </w:p>
-        </w:tc>
-      </w:tr>
-      <w:tr>
-        <w:tc>
-          <w:tcPr>
-            <w:tcW w:type="dxa" w:w="4320"/>
-          </w:tcPr>
-          <w:p>
-            <w:r>
-              <w:rPr>
-                <w:sz w:val="18"/>
-              </w:rPr>
-            </w:r>
-            <w:r>
-              <w:rPr>
-                <w:rFonts w:ascii="游明朝" w:hAnsi="游明朝" w:eastAsia="游明朝"/>
-                <w:b w:val="0"/>
-                <w:sz w:val="18"/>
-              </w:rPr>
-              <w:t>確かめ方①</w:t>
-            </w:r>
-          </w:p>
-        </w:tc>
-        <w:tc>
-          <w:tcPr>
-            <w:tcW w:type="dxa" w:w="4320"/>
-          </w:tcPr>
-          <w:p>
-            <w:r>
-              <w:rPr>
-                <w:sz w:val="18"/>
-              </w:rPr>
-            </w:r>
-            <w:r>
-              <w:rPr>
-                <w:rFonts w:ascii="游明朝" w:hAnsi="游明朝" w:eastAsia="游明朝"/>
-                <w:b w:val="0"/>
-                <w:sz w:val="18"/>
-              </w:rPr>
-              <w:t>ワークシート「5_保険料推計」94行の調整交付金見込額（令和9年度70,959千円）を、97行の見込交付割合6.11％で割り戻すと1,161,354千円になります。</w:t>
-            </w:r>
-            <w:r>
-              <w:rPr>
-                <w:rFonts w:ascii="游明朝" w:hAnsi="游明朝" w:eastAsia="游明朝"/>
-                <w:b/>
-                <w:sz w:val="18"/>
-              </w:rPr>
-              <w:t>これは標準給付費1,126,772千円＋総合事業費34,581千円と1円まで一致します。</w:t>
-            </w:r>
-            <w:r>
-              <w:rPr>
-                <w:rFonts w:ascii="游明朝" w:hAnsi="游明朝" w:eastAsia="游明朝"/>
-                <w:b w:val="0"/>
-                <w:sz w:val="18"/>
-              </w:rPr>
-              <w:t>令和10・11年度も同じです</w:t>
-            </w:r>
-          </w:p>
-        </w:tc>
-      </w:tr>
-      <w:tr>
-        <w:tc>
-          <w:tcPr>
-            <w:tcW w:type="dxa" w:w="4320"/>
-          </w:tcPr>
-          <w:p>
-            <w:r>
-              <w:rPr>
-                <w:sz w:val="18"/>
-              </w:rPr>
-            </w:r>
-            <w:r>
-              <w:rPr>
-                <w:rFonts w:ascii="游明朝" w:hAnsi="游明朝" w:eastAsia="游明朝"/>
-                <w:b w:val="0"/>
-                <w:sz w:val="18"/>
-              </w:rPr>
-              <w:t>確かめ方②</w:t>
-            </w:r>
-          </w:p>
-        </w:tc>
-        <w:tc>
-          <w:tcPr>
-            <w:tcW w:type="dxa" w:w="4320"/>
-          </w:tcPr>
-          <w:p>
-            <w:r>
-              <w:rPr>
-                <w:sz w:val="18"/>
-              </w:rPr>
-            </w:r>
-            <w:r>
-              <w:rPr>
-                <w:rFonts w:ascii="游明朝" w:hAnsi="游明朝" w:eastAsia="游明朝"/>
-                <w:b/>
-                <w:sz w:val="18"/>
-              </w:rPr>
-              <w:t>第9期計画の実数で検算しました。</w:t>
-            </w:r>
-            <w:r>
-              <w:rPr>
-                <w:rFonts w:ascii="游明朝" w:hAnsi="游明朝" w:eastAsia="游明朝"/>
-                <w:b w:val="0"/>
-                <w:sz w:val="18"/>
-              </w:rPr>
-              <w:t>第9期の標準給付費3,566,486千円・地域支援事業費207,260千円・総合事業費110,960千円を入れると月額6,865円となり、</w:t>
-            </w:r>
-            <w:r>
-              <w:rPr>
-                <w:rFonts w:ascii="游明朝" w:hAnsi="游明朝" w:eastAsia="游明朝"/>
-                <w:b/>
-                <w:sz w:val="18"/>
-              </w:rPr>
-              <w:t>第9期計画の算定値6,886円（基金取崩前）との差は0.3％です。</w:t>
-            </w:r>
-            <w:r>
-              <w:rPr>
-                <w:rFonts w:ascii="游明朝" w:hAnsi="游明朝" w:eastAsia="游明朝"/>
-                <w:b/>
-                <w:sz w:val="18"/>
-              </w:rPr>
-              <w:t>訂正前の算式では6,442円で、差は6.4％ありました</w:t>
-            </w:r>
-          </w:p>
-        </w:tc>
-      </w:tr>
-      <w:tr>
-        <w:tc>
-          <w:tcPr>
-            <w:tcW w:type="dxa" w:w="4320"/>
-          </w:tcPr>
-          <w:p>
-            <w:r>
-              <w:rPr>
-                <w:sz w:val="18"/>
-              </w:rPr>
-            </w:r>
-            <w:r>
-              <w:rPr>
-                <w:rFonts w:ascii="游明朝" w:hAnsi="游明朝" w:eastAsia="游明朝"/>
-                <w:b w:val="0"/>
-                <w:sz w:val="18"/>
-              </w:rPr>
-              <w:t>影響</w:t>
-            </w:r>
-          </w:p>
-        </w:tc>
-        <w:tc>
-          <w:tcPr>
-            <w:tcW w:type="dxa" w:w="4320"/>
-          </w:tcPr>
-          <w:p>
-            <w:r>
-              <w:rPr>
-                <w:sz w:val="18"/>
-              </w:rPr>
-            </w:r>
-            <w:r>
-              <w:rPr>
-                <w:rFonts w:ascii="游明朝" w:hAnsi="游明朝" w:eastAsia="游明朝"/>
-                <w:b/>
-                <w:sz w:val="18"/>
-              </w:rPr>
-              <w:t>当方の算定は6,095円ではなく6,048円になります（▲47円）。</w:t>
-            </w:r>
-            <w:r>
-              <w:rPr>
-                <w:rFonts w:ascii="游明朝" w:hAnsi="游明朝" w:eastAsia="游明朝"/>
-                <w:b/>
-                <w:sz w:val="18"/>
-              </w:rPr>
-              <w:t>100円未満を切り上げた6,100円は変わりません</w:t>
-            </w:r>
-          </w:p>
-        </w:tc>
-      </w:tr>
-      <w:tr>
-        <w:tc>
-          <w:tcPr>
-            <w:tcW w:type="dxa" w:w="4320"/>
-          </w:tcPr>
-          <w:p>
-            <w:r>
-              <w:rPr>
-                <w:sz w:val="18"/>
-              </w:rPr>
-            </w:r>
-            <w:r>
-              <w:rPr>
-                <w:rFonts w:ascii="游明朝" w:hAnsi="游明朝" w:eastAsia="游明朝"/>
-                <w:b w:val="0"/>
-                <w:sz w:val="18"/>
-              </w:rPr>
-              <w:t>直したところ</w:t>
-            </w:r>
-          </w:p>
-        </w:tc>
-        <w:tc>
-          <w:tcPr>
-            <w:tcW w:type="dxa" w:w="4320"/>
-          </w:tcPr>
-          <w:p>
-            <w:r>
-              <w:rPr>
-                <w:sz w:val="18"/>
-              </w:rPr>
-            </w:r>
-            <w:r>
-              <w:rPr>
-                <w:rFonts w:ascii="游明朝" w:hAnsi="游明朝" w:eastAsia="游明朝"/>
-                <w:b w:val="0"/>
-                <w:sz w:val="18"/>
-              </w:rPr>
-              <w:t>算定スクリプトの保険料算式（build_ono_tanka.premium）を訂正し、</w:t>
-            </w:r>
-            <w:r>
-              <w:rPr>
-                <w:rFonts w:ascii="游明朝" w:hAnsi="游明朝" w:eastAsia="游明朝"/>
-                <w:b/>
-                <w:sz w:val="18"/>
-              </w:rPr>
-              <w:t>これを用いている成果物をすべて作り直しました</w:t>
-            </w:r>
-          </w:p>
-        </w:tc>
-      </w:tr>
-    </w:tbl>
-    <w:p/>
-    <w:p>
-      <w:r>
-        <w:rPr>
-          <w:rFonts w:ascii="游明朝" w:hAnsi="游明朝" w:eastAsia="游明朝"/>
-          <w:b/>
-        </w:rPr>
-        <w:t>調整交付金見込額は、調整交付金相当額（5％）と同じ基数に見込交付割合を掛けて求めます。</w:t>
-      </w:r>
-      <w:r>
-        <w:rPr>
-          <w:rFonts w:ascii="游明朝" w:hAnsi="游明朝" w:eastAsia="游明朝"/>
-          <w:b w:val="0"/>
-        </w:rPr>
-        <w:t>基数には総合事業費（介護予防・日常生活支援総合事業費）が入り、包括的支援事業・任意事業費は入りません。</w:t>
-      </w:r>
-      <w:r>
-        <w:rPr>
-          <w:rFonts w:ascii="游明朝" w:hAnsi="游明朝" w:eastAsia="游明朝"/>
-          <w:b/>
-        </w:rPr>
-        <w:t>当方は基数を標準給付費のみとしていたため、調整交付金を5,740千円少なく見込み、保険料を47円高く算定していました。</w:t>
-      </w:r>
-    </w:p>
-    <w:p>
-      <w:r>
-        <w:rPr>
-          <w:rFonts w:ascii="游明朝" w:hAnsi="游明朝" w:eastAsia="游明朝"/>
-          <w:b/>
-        </w:rPr>
-        <w:t>訂正後の当方の算定は月額6,048円です。</w:t>
-      </w:r>
-      <w:r>
-        <w:rPr>
-          <w:rFonts w:ascii="游明朝" w:hAnsi="游明朝" w:eastAsia="游明朝"/>
-          <w:b/>
-        </w:rPr>
-        <w:t>100円未満を切り上げた6,100円は変わらないため、協議会にお示しする額そのものに変更はありません。</w:t>
-      </w:r>
-      <w:r>
-        <w:rPr>
-          <w:rFonts w:ascii="游明朝" w:hAnsi="游明朝" w:eastAsia="游明朝"/>
-          <w:b w:val="0"/>
-        </w:rPr>
-        <w:t>9月15日にお渡しした算定確定メモ・素案・検証資料は、いずれも作り直してお届けします。</w:t>
-      </w:r>
-    </w:p>
-    <w:p>
-      <w:r>
-        <w:rPr>
-          <w:rFonts w:ascii="游明朝" w:hAnsi="游明朝" w:eastAsia="游明朝"/>
-          <w:b/>
-        </w:rPr>
-        <w:t>この訂正は、第9期計画の実数による検算でも裏づけられました。</w:t>
-      </w:r>
-      <w:r>
-        <w:rPr>
-          <w:rFonts w:ascii="游明朝" w:hAnsi="游明朝" w:eastAsia="游明朝"/>
-          <w:b w:val="0"/>
-        </w:rPr>
-        <w:t>第9期の標準給付費を入れて当方の算式で計算すると、訂正前は6,442円で計画の算定値6,886円から6.4％低く出ていましたが、</w:t>
-      </w:r>
-      <w:r>
-        <w:rPr>
-          <w:rFonts w:ascii="游明朝" w:hAnsi="游明朝" w:eastAsia="游明朝"/>
-          <w:b/>
-        </w:rPr>
-        <w:t>訂正後は6,865円となり、差は0.3％に縮みました。</w:t>
-      </w:r>
-      <w:r>
-        <w:rPr>
-          <w:rFonts w:ascii="游明朝" w:hAnsi="游明朝" w:eastAsia="游明朝"/>
-          <w:b/>
-        </w:rPr>
-        <w:t>もともと算式に取りこぼしがあったことの証拠です。</w:t>
-      </w:r>
-    </w:p>
-    <w:p>
-      <w:pPr>
-        <w:pStyle w:val="Heading1"/>
-      </w:pPr>
-      <w:r>
-        <w:rPr>
-          <w:rFonts w:ascii="游ゴシック" w:hAnsi="游ゴシック" w:eastAsia="游ゴシック"/>
-        </w:rPr>
-        <w:t>3　保険料の内訳</w:t>
+        <w:t>2　保険料の内訳</w:t>
       </w:r>
     </w:p>
     <w:tbl>
@@ -3277,7 +2774,7 @@
         <w:rPr>
           <w:rFonts w:ascii="游ゴシック" w:hAnsi="游ゴシック" w:eastAsia="游ゴシック"/>
         </w:rPr>
-        <w:t>4　当方の算定との差の分解</w:t>
+        <w:t>3　当方の算定との差の分解</w:t>
       </w:r>
     </w:p>
     <w:p>
@@ -3396,7 +2893,7 @@
                 <w:b w:val="0"/>
                 <w:sz w:val="18"/>
               </w:rPr>
-              <w:t>当方の算定（訂正後）</w:t>
+              <w:t>当方の算定</w:t>
             </w:r>
           </w:p>
         </w:tc>
@@ -3465,7 +2962,7 @@
                 <w:b/>
                 <w:sz w:val="18"/>
               </w:rPr>
-              <w:t>本書の第2章のとおり訂正した値</w:t>
+              <w:t>本業務による算定</w:t>
             </w:r>
           </w:p>
         </w:tc>
@@ -4579,7 +4076,7 @@
         <w:rPr>
           <w:rFonts w:ascii="游ゴシック" w:hAnsi="游ゴシック" w:eastAsia="游ゴシック"/>
         </w:rPr>
-        <w:t>5　前提の対比</w:t>
+        <w:t>4　前提の対比</w:t>
       </w:r>
     </w:p>
     <w:tbl>
@@ -5486,7 +4983,7 @@
                 <w:b/>
                 <w:sz w:val="18"/>
               </w:rPr>
-              <w:t>訂正して一致</w:t>
+              <w:t>一致</w:t>
             </w:r>
           </w:p>
         </w:tc>
@@ -5884,7 +5381,7 @@
           <w:rFonts w:ascii="游明朝" w:hAnsi="游明朝" w:eastAsia="游明朝"/>
           <w:b/>
         </w:rPr>
-        <w:t>9月25日に訂正した「軽減前の標準割合を用いる」という理解が正しかったことの、これが決定的な裏づけです。</w:t>
+        <w:t>保険料基準額の算定に用いる割合が、公費による低所得者軽減の前の標準割合（0.455／0.685／0.690…）であることの、これが決定的な裏づけです。</w:t>
       </w:r>
     </w:p>
     <w:p>
@@ -5895,7 +5392,7 @@
         <w:rPr>
           <w:rFonts w:ascii="游ゴシック" w:hAnsi="游ゴシック" w:eastAsia="游ゴシック"/>
         </w:rPr>
-        <w:t>6　第9期との対比と、これからのこと</w:t>
+        <w:t>5　第9期との対比と、これからのこと</w:t>
       </w:r>
     </w:p>
     <w:tbl>
@@ -6621,7 +6118,7 @@
                 <w:b/>
                 <w:sz w:val="18"/>
               </w:rPr>
-              <w:t>6,533円と6,095円のどちらを計画に載せるかをお諮りします。</w:t>
+              <w:t>6,533円と6,048円のどちらを計画に載せるかをお諮りします。</w:t>
             </w:r>
             <w:r>
               <w:rPr>

--- a/小野町_引継ぎ_整理済/11_見える化出力依頼/小野町_見える化_推計が通りました_20260928.docx
+++ b/小野町_引継ぎ_整理済/11_見える化出力依頼/小野町_見える化_推計が通りました_20260928.docx
@@ -186,7 +186,7 @@
                 <w:b/>
                 <w:sz w:val="18"/>
               </w:rPr>
-              <w:t>残るワーニング33件は、すべて「小野町に利用がないサービスが0」によるものです。</w:t>
+              <w:t>残るワーニング33件は、いずれも直近年度の実績が0の要介護度区分が、0のまま延びたものです。</w:t>
             </w:r>
             <w:r>
               <w:rPr>
@@ -202,7 +202,15 @@
                 <w:b/>
                 <w:sz w:val="18"/>
               </w:rPr>
-              <w:t>直す必要はありません</w:t>
+              <w:t>認知症対応型通所介護はサービス全体では令和7年度に115件の実績があり、0なのは要支援1・要介護1の2区分です。</w:t>
+            </w:r>
+            <w:r>
+              <w:rPr>
+                <w:rFonts w:ascii="游明朝" w:hAnsi="游明朝" w:eastAsia="游明朝"/>
+                <w:b/>
+                <w:sz w:val="18"/>
+              </w:rPr>
+              <w:t>推計の誤りではないため直す必要はありませんが、地域密着型通所介護が令和3年度の14件から0になった経緯は確かめておきたいところです</w:t>
             </w:r>
           </w:p>
         </w:tc>
@@ -1189,6 +1197,13 @@
         </w:rPr>
         <w:t>在宅サービス1人1月あたり利用回（日）数の33件は次のとおりです。</w:t>
       </w:r>
+      <w:r>
+        <w:rPr>
+          <w:rFonts w:ascii="游明朝" w:hAnsi="游明朝" w:eastAsia="游明朝"/>
+          <w:b/>
+        </w:rPr>
+        <w:t>いずれも要介護度の区分ごとのチェックであり、サービスそのものに利用がないという意味ではありません。</w:t>
+      </w:r>
     </w:p>
     <w:tbl>
       <w:tblPr>
@@ -1366,7 +1381,15 @@
                 <w:b/>
                 <w:sz w:val="18"/>
               </w:rPr>
-              <w:t>小野町に提供事業所がない</w:t>
+              <w:t>令和6・7年度の実績が0</w:t>
+            </w:r>
+            <w:r>
+              <w:rPr>
+                <w:rFonts w:ascii="游明朝" w:hAnsi="游明朝" w:eastAsia="游明朝"/>
+                <w:b w:val="0"/>
+                <w:sz w:val="18"/>
+              </w:rPr>
+              <w:t>（令和5年度に介護給付1件があるのみ）</w:t>
             </w:r>
           </w:p>
         </w:tc>
@@ -1457,7 +1480,15 @@
                 <w:b/>
                 <w:sz w:val="18"/>
               </w:rPr>
-              <w:t>同上</w:t>
+              <w:t>令和6・7年度の実績が0</w:t>
+            </w:r>
+            <w:r>
+              <w:rPr>
+                <w:rFonts w:ascii="游明朝" w:hAnsi="游明朝" w:eastAsia="游明朝"/>
+                <w:b w:val="0"/>
+                <w:sz w:val="18"/>
+              </w:rPr>
+              <w:t>（令和3年度14件→令和4年度10件→令和5年度1件と減って0になった）</w:t>
             </w:r>
           </w:p>
         </w:tc>
@@ -1548,7 +1579,15 @@
                 <w:b/>
                 <w:sz w:val="18"/>
               </w:rPr>
-              <w:t>この2区分の利用がない</w:t>
+              <w:t>この2区分の実績が0。</w:t>
+            </w:r>
+            <w:r>
+              <w:rPr>
+                <w:rFonts w:ascii="游明朝" w:hAnsi="游明朝" w:eastAsia="游明朝"/>
+                <w:b/>
+                <w:sz w:val="18"/>
+              </w:rPr>
+              <w:t>サービス全体では令和7年度に115件の実績がある</w:t>
             </w:r>
           </w:p>
         </w:tc>

--- a/小野町_引継ぎ_整理済/11_見える化出力依頼/小野町_見える化_推計が通りました_20260928.docx
+++ b/小野町_引継ぎ_整理済/11_見える化出力依頼/小野町_見える化_推計が通りました_20260928.docx
@@ -5963,7 +5963,7 @@
                 <w:b w:val="0"/>
                 <w:sz w:val="18"/>
               </w:rPr>
-              <w:t>年報 様式4 の保有額は12,000千円ですが、令和4年度末の120,000千円から1桁減っており、</w:t>
+              <w:t>残高は令和5年度末120,000千円（町の財務書類）、令和8年度末見込210,000千円です。</w:t>
             </w:r>
             <w:r>
               <w:rPr>
@@ -5971,7 +5971,7 @@
                 <w:b/>
                 <w:sz w:val="18"/>
               </w:rPr>
-              <w:t>基金運用状況調書での確認をお願いしています</w:t>
+              <w:t>令和7年度末の残高（財産に関する調書）の確認をお願いしています</w:t>
             </w:r>
           </w:p>
         </w:tc>
